--- a/synexo/Synapep_Term_Sheet.docx
+++ b/synexo/Synapep_Term_Sheet.docx
@@ -668,10 +668,10 @@
         <w:rPr>
           <w:b/>
         </w:rPr>
-        <w:t>Cold chain + COGS —</w:t>
+        <w:t>Stability dossier + COGS —</w:t>
       </w:r>
       <w:r>
-        <w:t xml:space="preserve"> a validated stability/storage spec viable at clinic level (target 2–8 °C/ambient; if −80 °C retained, a costed cold-chain plan) plus a bottom-up COGS BOM with per-batch QC-release costs.</w:t>
+        <w:t xml:space="preserve"> the stability/shelf-life dossier confirming the cold-chain-free (ambient/2–8 °C, lyophilised) clinic format and batch reproducibility, plus a bottom-up COGS BOM with per-batch QC-release costs.</w:t>
       </w:r>
     </w:p>
     <w:p>
@@ -844,7 +844,7 @@
               <w:rPr>
                 <w:sz w:val="19"/>
               </w:rPr>
-              <w:t>Cold-chain/stability resolution, COGS BOM, QA/release validation, initial inventory</w:t>
+              <w:t>Stabilisation/stability validation (cold-chain-free), COGS BOM, QA/release validation, initial inventory</w:t>
             </w:r>
           </w:p>
         </w:tc>
